--- a/Week07/Week07_BaoCaoNhom.docx
+++ b/Week07/Week07_BaoCaoNhom.docx
@@ -43,15 +43,9 @@
       </w:pPr>
       <w:r>
         <w:rPr>
-          <w:rFonts w:ascii="Times New Roman" w:cs="Times New Roman" w:eastAsia="Times New Roman" w:hAnsi="Times New Roman"/>
           <w:b/>
-          <w:bCs/>
-          <w:caps/>
-          <w:color w:val="1a5276"/>
-          <w:sz w:val="36"/>
-          <w:szCs w:val="36"/>
-        </w:rPr>
-        <w:t xml:space="preserve">BÁO CÁO TUẦN 07</w:t>
+        </w:rPr>
+        <w:t>BÁO CÁO TUẦN 07</w:t>
       </w:r>
     </w:p>
     <w:p>
@@ -77,14 +71,7 @@
         <w:jc w:val="center"/>
       </w:pPr>
       <w:r>
-        <w:rPr>
-          <w:rFonts w:ascii="Times New Roman" w:cs="Times New Roman" w:eastAsia="Times New Roman" w:hAnsi="Times New Roman"/>
-          <w:i/>
-          <w:iCs/>
-          <w:sz w:val="24"/>
-          <w:szCs w:val="24"/>
-        </w:rPr>
-        <w:t xml:space="preserve">Môn: Phát triển Ứng dụng Web với ReactJS (FER202)</w:t>
+        <w:t>Môn: Phát triển Ứng dụng Web với ReactJS (FER202)</w:t>
       </w:r>
     </w:p>
     <w:p>
@@ -93,14 +80,7 @@
         <w:jc w:val="center"/>
       </w:pPr>
       <w:r>
-        <w:rPr>
-          <w:rFonts w:ascii="Times New Roman" w:cs="Times New Roman" w:eastAsia="Times New Roman" w:hAnsi="Times New Roman"/>
-          <w:i/>
-          <w:iCs/>
-          <w:sz w:val="24"/>
-          <w:szCs w:val="24"/>
-        </w:rPr>
-        <w:t xml:space="preserve">Project: ReadMore Bookstore — Nhà sách trực tuyến</w:t>
+        <w:t>Project: FJMS — Hệ thống kết nối công việc tự do</w:t>
       </w:r>
     </w:p>
     <w:p>
@@ -188,18 +168,8 @@
             </w:tcMar>
           </w:tcPr>
           <w:p>
-            <w:pPr>
-              <w:jc w:val="left"/>
-            </w:pPr>
-            <w:r>
-              <w:rPr>
-                <w:rFonts w:ascii="Times New Roman" w:cs="Times New Roman" w:eastAsia="Times New Roman" w:hAnsi="Times New Roman"/>
-                <w:b w:val="false"/>
-                <w:bCs w:val="false"/>
-                <w:sz w:val="24"/>
-                <w:szCs w:val="24"/>
-              </w:rPr>
-              <w:t xml:space="preserve">[Điền tên nhóm]</w:t>
+            <w:r>
+              <w:t>FJMS</w:t>
             </w:r>
           </w:p>
         </w:tc>
@@ -256,18 +226,8 @@
             </w:tcMar>
           </w:tcPr>
           <w:p>
-            <w:pPr>
-              <w:jc w:val="left"/>
-            </w:pPr>
-            <w:r>
-              <w:rPr>
-                <w:rFonts w:ascii="Times New Roman" w:cs="Times New Roman" w:eastAsia="Times New Roman" w:hAnsi="Times New Roman"/>
-                <w:b w:val="false"/>
-                <w:bCs w:val="false"/>
-                <w:sz w:val="24"/>
-                <w:szCs w:val="24"/>
-              </w:rPr>
-              <w:t xml:space="preserve">[Mã lớp]</w:t>
+            <w:r>
+              <w:t>SE20A07</w:t>
             </w:r>
           </w:p>
         </w:tc>
@@ -324,18 +284,8 @@
             </w:tcMar>
           </w:tcPr>
           <w:p>
-            <w:pPr>
-              <w:jc w:val="left"/>
-            </w:pPr>
-            <w:r>
-              <w:rPr>
-                <w:rFonts w:ascii="Times New Roman" w:cs="Times New Roman" w:eastAsia="Times New Roman" w:hAnsi="Times New Roman"/>
-                <w:b w:val="false"/>
-                <w:bCs w:val="false"/>
-                <w:sz w:val="24"/>
-                <w:szCs w:val="24"/>
-              </w:rPr>
-              <w:t xml:space="preserve">[Tên giảng viên]</w:t>
+            <w:r>
+              <w:t>Lê Thị Bích Tra</w:t>
             </w:r>
           </w:p>
         </w:tc>
@@ -795,841 +745,6 @@
           </w:p>
         </w:tc>
       </w:tr>
-      <w:tr>
-        <w:tc>
-          <w:tcPr>
-            <w:tcW w:type="dxa" w:w="500"/>
-            <w:tcBorders>
-              <w:top w:val="single" w:color="aab7c4" w:sz="1"/>
-              <w:left w:val="single" w:color="aab7c4" w:sz="1"/>
-              <w:bottom w:val="single" w:color="aab7c4" w:sz="1"/>
-              <w:right w:val="single" w:color="aab7c4" w:sz="1"/>
-            </w:tcBorders>
-            <w:shd w:fill="f8f9fa" w:val="clear"/>
-            <w:tcMar>
-              <w:top w:type="dxa" w:w="80"/>
-              <w:left w:type="dxa" w:w="120"/>
-              <w:bottom w:type="dxa" w:w="80"/>
-              <w:right w:type="dxa" w:w="120"/>
-            </w:tcMar>
-          </w:tcPr>
-          <w:p>
-            <w:pPr>
-              <w:jc w:val="left"/>
-            </w:pPr>
-            <w:r>
-              <w:rPr>
-                <w:rFonts w:ascii="Times New Roman" w:cs="Times New Roman" w:eastAsia="Times New Roman" w:hAnsi="Times New Roman"/>
-                <w:b w:val="false"/>
-                <w:bCs w:val="false"/>
-                <w:sz w:val="24"/>
-                <w:szCs w:val="24"/>
-              </w:rPr>
-              <w:t xml:space="preserve">1</w:t>
-            </w:r>
-          </w:p>
-        </w:tc>
-        <w:tc>
-          <w:tcPr>
-            <w:tcW w:type="dxa" w:w="2200"/>
-            <w:tcBorders>
-              <w:top w:val="single" w:color="aab7c4" w:sz="1"/>
-              <w:left w:val="single" w:color="aab7c4" w:sz="1"/>
-              <w:bottom w:val="single" w:color="aab7c4" w:sz="1"/>
-              <w:right w:val="single" w:color="aab7c4" w:sz="1"/>
-            </w:tcBorders>
-            <w:shd w:fill="f8f9fa" w:val="clear"/>
-            <w:tcMar>
-              <w:top w:type="dxa" w:w="80"/>
-              <w:left w:type="dxa" w:w="120"/>
-              <w:bottom w:type="dxa" w:w="80"/>
-              <w:right w:type="dxa" w:w="120"/>
-            </w:tcMar>
-          </w:tcPr>
-          <w:p>
-            <w:pPr>
-              <w:jc w:val="left"/>
-            </w:pPr>
-            <w:r>
-              <w:rPr>
-                <w:rFonts w:ascii="Times New Roman" w:cs="Times New Roman" w:eastAsia="Times New Roman" w:hAnsi="Times New Roman"/>
-                <w:b w:val="false"/>
-                <w:bCs w:val="false"/>
-                <w:sz w:val="24"/>
-                <w:szCs w:val="24"/>
-              </w:rPr>
-              <w:t xml:space="preserve">[Họ tên]</w:t>
-            </w:r>
-          </w:p>
-        </w:tc>
-        <w:tc>
-          <w:tcPr>
-            <w:tcW w:type="dxa" w:w="2726"/>
-            <w:tcBorders>
-              <w:top w:val="single" w:color="aab7c4" w:sz="1"/>
-              <w:left w:val="single" w:color="aab7c4" w:sz="1"/>
-              <w:bottom w:val="single" w:color="aab7c4" w:sz="1"/>
-              <w:right w:val="single" w:color="aab7c4" w:sz="1"/>
-            </w:tcBorders>
-            <w:shd w:fill="f8f9fa" w:val="clear"/>
-            <w:tcMar>
-              <w:top w:type="dxa" w:w="80"/>
-              <w:left w:type="dxa" w:w="120"/>
-              <w:bottom w:type="dxa" w:w="80"/>
-              <w:right w:type="dxa" w:w="120"/>
-            </w:tcMar>
-          </w:tcPr>
-          <w:p>
-            <w:pPr>
-              <w:jc w:val="left"/>
-            </w:pPr>
-            <w:r>
-              <w:rPr>
-                <w:rFonts w:ascii="Times New Roman" w:cs="Times New Roman" w:eastAsia="Times New Roman" w:hAnsi="Times New Roman"/>
-                <w:b w:val="false"/>
-                <w:bCs w:val="false"/>
-                <w:sz w:val="24"/>
-                <w:szCs w:val="24"/>
-              </w:rPr>
-              <w:t xml:space="preserve">[Mô tả nhiệm vụ cụ thể]</w:t>
-            </w:r>
-          </w:p>
-        </w:tc>
-        <w:tc>
-          <w:tcPr>
-            <w:tcW w:type="dxa" w:w="2100"/>
-            <w:tcBorders>
-              <w:top w:val="single" w:color="aab7c4" w:sz="1"/>
-              <w:left w:val="single" w:color="aab7c4" w:sz="1"/>
-              <w:bottom w:val="single" w:color="aab7c4" w:sz="1"/>
-              <w:right w:val="single" w:color="aab7c4" w:sz="1"/>
-            </w:tcBorders>
-            <w:shd w:fill="f8f9fa" w:val="clear"/>
-            <w:tcMar>
-              <w:top w:type="dxa" w:w="80"/>
-              <w:left w:type="dxa" w:w="120"/>
-              <w:bottom w:type="dxa" w:w="80"/>
-              <w:right w:type="dxa" w:w="120"/>
-            </w:tcMar>
-          </w:tcPr>
-          <w:p>
-            <w:pPr>
-              <w:jc w:val="left"/>
-            </w:pPr>
-            <w:r>
-              <w:rPr>
-                <w:rFonts w:ascii="Times New Roman" w:cs="Times New Roman" w:eastAsia="Times New Roman" w:hAnsi="Times New Roman"/>
-                <w:b w:val="false"/>
-                <w:bCs w:val="false"/>
-                <w:sz w:val="24"/>
-                <w:szCs w:val="24"/>
-              </w:rPr>
-              <w:t xml:space="preserve">[Đạt / Một phần / Chưa đạt]</w:t>
-            </w:r>
-          </w:p>
-        </w:tc>
-        <w:tc>
-          <w:tcPr>
-            <w:tcW w:type="dxa" w:w="1500"/>
-            <w:tcBorders>
-              <w:top w:val="single" w:color="aab7c4" w:sz="1"/>
-              <w:left w:val="single" w:color="aab7c4" w:sz="1"/>
-              <w:bottom w:val="single" w:color="aab7c4" w:sz="1"/>
-              <w:right w:val="single" w:color="aab7c4" w:sz="1"/>
-            </w:tcBorders>
-            <w:shd w:fill="f8f9fa" w:val="clear"/>
-            <w:tcMar>
-              <w:top w:type="dxa" w:w="80"/>
-              <w:left w:type="dxa" w:w="120"/>
-              <w:bottom w:type="dxa" w:w="80"/>
-              <w:right w:type="dxa" w:w="120"/>
-            </w:tcMar>
-          </w:tcPr>
-          <w:p>
-            <w:pPr>
-              <w:jc w:val="left"/>
-            </w:pPr>
-            <w:r>
-              <w:rPr>
-                <w:rFonts w:ascii="Times New Roman" w:cs="Times New Roman" w:eastAsia="Times New Roman" w:hAnsi="Times New Roman"/>
-                <w:b w:val="false"/>
-                <w:bCs w:val="false"/>
-                <w:sz w:val="24"/>
-                <w:szCs w:val="24"/>
-              </w:rPr>
-              <w:t xml:space="preserve">[___%]</w:t>
-            </w:r>
-          </w:p>
-        </w:tc>
-      </w:tr>
-      <w:tr>
-        <w:tc>
-          <w:tcPr>
-            <w:tcW w:type="dxa" w:w="500"/>
-            <w:tcBorders>
-              <w:top w:val="single" w:color="aab7c4" w:sz="1"/>
-              <w:left w:val="single" w:color="aab7c4" w:sz="1"/>
-              <w:bottom w:val="single" w:color="aab7c4" w:sz="1"/>
-              <w:right w:val="single" w:color="aab7c4" w:sz="1"/>
-            </w:tcBorders>
-            <w:shd w:fill="ffffff" w:val="clear"/>
-            <w:tcMar>
-              <w:top w:type="dxa" w:w="80"/>
-              <w:left w:type="dxa" w:w="120"/>
-              <w:bottom w:type="dxa" w:w="80"/>
-              <w:right w:type="dxa" w:w="120"/>
-            </w:tcMar>
-          </w:tcPr>
-          <w:p>
-            <w:pPr>
-              <w:jc w:val="left"/>
-            </w:pPr>
-            <w:r>
-              <w:rPr>
-                <w:rFonts w:ascii="Times New Roman" w:cs="Times New Roman" w:eastAsia="Times New Roman" w:hAnsi="Times New Roman"/>
-                <w:b w:val="false"/>
-                <w:bCs w:val="false"/>
-                <w:sz w:val="24"/>
-                <w:szCs w:val="24"/>
-              </w:rPr>
-              <w:t xml:space="preserve">2</w:t>
-            </w:r>
-          </w:p>
-        </w:tc>
-        <w:tc>
-          <w:tcPr>
-            <w:tcW w:type="dxa" w:w="2200"/>
-            <w:tcBorders>
-              <w:top w:val="single" w:color="aab7c4" w:sz="1"/>
-              <w:left w:val="single" w:color="aab7c4" w:sz="1"/>
-              <w:bottom w:val="single" w:color="aab7c4" w:sz="1"/>
-              <w:right w:val="single" w:color="aab7c4" w:sz="1"/>
-            </w:tcBorders>
-            <w:shd w:fill="ffffff" w:val="clear"/>
-            <w:tcMar>
-              <w:top w:type="dxa" w:w="80"/>
-              <w:left w:type="dxa" w:w="120"/>
-              <w:bottom w:type="dxa" w:w="80"/>
-              <w:right w:type="dxa" w:w="120"/>
-            </w:tcMar>
-          </w:tcPr>
-          <w:p>
-            <w:pPr>
-              <w:jc w:val="left"/>
-            </w:pPr>
-            <w:r>
-              <w:rPr>
-                <w:rFonts w:ascii="Times New Roman" w:cs="Times New Roman" w:eastAsia="Times New Roman" w:hAnsi="Times New Roman"/>
-                <w:b w:val="false"/>
-                <w:bCs w:val="false"/>
-                <w:sz w:val="24"/>
-                <w:szCs w:val="24"/>
-              </w:rPr>
-              <w:t xml:space="preserve">[Họ tên]</w:t>
-            </w:r>
-          </w:p>
-        </w:tc>
-        <w:tc>
-          <w:tcPr>
-            <w:tcW w:type="dxa" w:w="2726"/>
-            <w:tcBorders>
-              <w:top w:val="single" w:color="aab7c4" w:sz="1"/>
-              <w:left w:val="single" w:color="aab7c4" w:sz="1"/>
-              <w:bottom w:val="single" w:color="aab7c4" w:sz="1"/>
-              <w:right w:val="single" w:color="aab7c4" w:sz="1"/>
-            </w:tcBorders>
-            <w:shd w:fill="ffffff" w:val="clear"/>
-            <w:tcMar>
-              <w:top w:type="dxa" w:w="80"/>
-              <w:left w:type="dxa" w:w="120"/>
-              <w:bottom w:type="dxa" w:w="80"/>
-              <w:right w:type="dxa" w:w="120"/>
-            </w:tcMar>
-          </w:tcPr>
-          <w:p>
-            <w:pPr>
-              <w:jc w:val="left"/>
-            </w:pPr>
-            <w:r>
-              <w:rPr>
-                <w:rFonts w:ascii="Times New Roman" w:cs="Times New Roman" w:eastAsia="Times New Roman" w:hAnsi="Times New Roman"/>
-                <w:b w:val="false"/>
-                <w:bCs w:val="false"/>
-                <w:sz w:val="24"/>
-                <w:szCs w:val="24"/>
-              </w:rPr>
-              <w:t xml:space="preserve">[Mô tả nhiệm vụ cụ thể]</w:t>
-            </w:r>
-          </w:p>
-        </w:tc>
-        <w:tc>
-          <w:tcPr>
-            <w:tcW w:type="dxa" w:w="2100"/>
-            <w:tcBorders>
-              <w:top w:val="single" w:color="aab7c4" w:sz="1"/>
-              <w:left w:val="single" w:color="aab7c4" w:sz="1"/>
-              <w:bottom w:val="single" w:color="aab7c4" w:sz="1"/>
-              <w:right w:val="single" w:color="aab7c4" w:sz="1"/>
-            </w:tcBorders>
-            <w:shd w:fill="ffffff" w:val="clear"/>
-            <w:tcMar>
-              <w:top w:type="dxa" w:w="80"/>
-              <w:left w:type="dxa" w:w="120"/>
-              <w:bottom w:type="dxa" w:w="80"/>
-              <w:right w:type="dxa" w:w="120"/>
-            </w:tcMar>
-          </w:tcPr>
-          <w:p>
-            <w:pPr>
-              <w:jc w:val="left"/>
-            </w:pPr>
-            <w:r>
-              <w:rPr>
-                <w:rFonts w:ascii="Times New Roman" w:cs="Times New Roman" w:eastAsia="Times New Roman" w:hAnsi="Times New Roman"/>
-                <w:b w:val="false"/>
-                <w:bCs w:val="false"/>
-                <w:sz w:val="24"/>
-                <w:szCs w:val="24"/>
-              </w:rPr>
-              <w:t xml:space="preserve">[Đạt / Một phần / Chưa đạt]</w:t>
-            </w:r>
-          </w:p>
-        </w:tc>
-        <w:tc>
-          <w:tcPr>
-            <w:tcW w:type="dxa" w:w="1500"/>
-            <w:tcBorders>
-              <w:top w:val="single" w:color="aab7c4" w:sz="1"/>
-              <w:left w:val="single" w:color="aab7c4" w:sz="1"/>
-              <w:bottom w:val="single" w:color="aab7c4" w:sz="1"/>
-              <w:right w:val="single" w:color="aab7c4" w:sz="1"/>
-            </w:tcBorders>
-            <w:shd w:fill="ffffff" w:val="clear"/>
-            <w:tcMar>
-              <w:top w:type="dxa" w:w="80"/>
-              <w:left w:type="dxa" w:w="120"/>
-              <w:bottom w:type="dxa" w:w="80"/>
-              <w:right w:type="dxa" w:w="120"/>
-            </w:tcMar>
-          </w:tcPr>
-          <w:p>
-            <w:pPr>
-              <w:jc w:val="left"/>
-            </w:pPr>
-            <w:r>
-              <w:rPr>
-                <w:rFonts w:ascii="Times New Roman" w:cs="Times New Roman" w:eastAsia="Times New Roman" w:hAnsi="Times New Roman"/>
-                <w:b w:val="false"/>
-                <w:bCs w:val="false"/>
-                <w:sz w:val="24"/>
-                <w:szCs w:val="24"/>
-              </w:rPr>
-              <w:t xml:space="preserve">[___%]</w:t>
-            </w:r>
-          </w:p>
-        </w:tc>
-      </w:tr>
-      <w:tr>
-        <w:tc>
-          <w:tcPr>
-            <w:tcW w:type="dxa" w:w="500"/>
-            <w:tcBorders>
-              <w:top w:val="single" w:color="aab7c4" w:sz="1"/>
-              <w:left w:val="single" w:color="aab7c4" w:sz="1"/>
-              <w:bottom w:val="single" w:color="aab7c4" w:sz="1"/>
-              <w:right w:val="single" w:color="aab7c4" w:sz="1"/>
-            </w:tcBorders>
-            <w:shd w:fill="f8f9fa" w:val="clear"/>
-            <w:tcMar>
-              <w:top w:type="dxa" w:w="80"/>
-              <w:left w:type="dxa" w:w="120"/>
-              <w:bottom w:type="dxa" w:w="80"/>
-              <w:right w:type="dxa" w:w="120"/>
-            </w:tcMar>
-          </w:tcPr>
-          <w:p>
-            <w:pPr>
-              <w:jc w:val="left"/>
-            </w:pPr>
-            <w:r>
-              <w:rPr>
-                <w:rFonts w:ascii="Times New Roman" w:cs="Times New Roman" w:eastAsia="Times New Roman" w:hAnsi="Times New Roman"/>
-                <w:b w:val="false"/>
-                <w:bCs w:val="false"/>
-                <w:sz w:val="24"/>
-                <w:szCs w:val="24"/>
-              </w:rPr>
-              <w:t xml:space="preserve">3</w:t>
-            </w:r>
-          </w:p>
-        </w:tc>
-        <w:tc>
-          <w:tcPr>
-            <w:tcW w:type="dxa" w:w="2200"/>
-            <w:tcBorders>
-              <w:top w:val="single" w:color="aab7c4" w:sz="1"/>
-              <w:left w:val="single" w:color="aab7c4" w:sz="1"/>
-              <w:bottom w:val="single" w:color="aab7c4" w:sz="1"/>
-              <w:right w:val="single" w:color="aab7c4" w:sz="1"/>
-            </w:tcBorders>
-            <w:shd w:fill="f8f9fa" w:val="clear"/>
-            <w:tcMar>
-              <w:top w:type="dxa" w:w="80"/>
-              <w:left w:type="dxa" w:w="120"/>
-              <w:bottom w:type="dxa" w:w="80"/>
-              <w:right w:type="dxa" w:w="120"/>
-            </w:tcMar>
-          </w:tcPr>
-          <w:p>
-            <w:pPr>
-              <w:jc w:val="left"/>
-            </w:pPr>
-            <w:r>
-              <w:rPr>
-                <w:rFonts w:ascii="Times New Roman" w:cs="Times New Roman" w:eastAsia="Times New Roman" w:hAnsi="Times New Roman"/>
-                <w:b w:val="false"/>
-                <w:bCs w:val="false"/>
-                <w:sz w:val="24"/>
-                <w:szCs w:val="24"/>
-              </w:rPr>
-              <w:t xml:space="preserve">[Họ tên]</w:t>
-            </w:r>
-          </w:p>
-        </w:tc>
-        <w:tc>
-          <w:tcPr>
-            <w:tcW w:type="dxa" w:w="2726"/>
-            <w:tcBorders>
-              <w:top w:val="single" w:color="aab7c4" w:sz="1"/>
-              <w:left w:val="single" w:color="aab7c4" w:sz="1"/>
-              <w:bottom w:val="single" w:color="aab7c4" w:sz="1"/>
-              <w:right w:val="single" w:color="aab7c4" w:sz="1"/>
-            </w:tcBorders>
-            <w:shd w:fill="f8f9fa" w:val="clear"/>
-            <w:tcMar>
-              <w:top w:type="dxa" w:w="80"/>
-              <w:left w:type="dxa" w:w="120"/>
-              <w:bottom w:type="dxa" w:w="80"/>
-              <w:right w:type="dxa" w:w="120"/>
-            </w:tcMar>
-          </w:tcPr>
-          <w:p>
-            <w:pPr>
-              <w:jc w:val="left"/>
-            </w:pPr>
-            <w:r>
-              <w:rPr>
-                <w:rFonts w:ascii="Times New Roman" w:cs="Times New Roman" w:eastAsia="Times New Roman" w:hAnsi="Times New Roman"/>
-                <w:b w:val="false"/>
-                <w:bCs w:val="false"/>
-                <w:sz w:val="24"/>
-                <w:szCs w:val="24"/>
-              </w:rPr>
-              <w:t xml:space="preserve">[Mô tả nhiệm vụ cụ thể]</w:t>
-            </w:r>
-          </w:p>
-        </w:tc>
-        <w:tc>
-          <w:tcPr>
-            <w:tcW w:type="dxa" w:w="2100"/>
-            <w:tcBorders>
-              <w:top w:val="single" w:color="aab7c4" w:sz="1"/>
-              <w:left w:val="single" w:color="aab7c4" w:sz="1"/>
-              <w:bottom w:val="single" w:color="aab7c4" w:sz="1"/>
-              <w:right w:val="single" w:color="aab7c4" w:sz="1"/>
-            </w:tcBorders>
-            <w:shd w:fill="f8f9fa" w:val="clear"/>
-            <w:tcMar>
-              <w:top w:type="dxa" w:w="80"/>
-              <w:left w:type="dxa" w:w="120"/>
-              <w:bottom w:type="dxa" w:w="80"/>
-              <w:right w:type="dxa" w:w="120"/>
-            </w:tcMar>
-          </w:tcPr>
-          <w:p>
-            <w:pPr>
-              <w:jc w:val="left"/>
-            </w:pPr>
-            <w:r>
-              <w:rPr>
-                <w:rFonts w:ascii="Times New Roman" w:cs="Times New Roman" w:eastAsia="Times New Roman" w:hAnsi="Times New Roman"/>
-                <w:b w:val="false"/>
-                <w:bCs w:val="false"/>
-                <w:sz w:val="24"/>
-                <w:szCs w:val="24"/>
-              </w:rPr>
-              <w:t xml:space="preserve">[Đạt / Một phần / Chưa đạt]</w:t>
-            </w:r>
-          </w:p>
-        </w:tc>
-        <w:tc>
-          <w:tcPr>
-            <w:tcW w:type="dxa" w:w="1500"/>
-            <w:tcBorders>
-              <w:top w:val="single" w:color="aab7c4" w:sz="1"/>
-              <w:left w:val="single" w:color="aab7c4" w:sz="1"/>
-              <w:bottom w:val="single" w:color="aab7c4" w:sz="1"/>
-              <w:right w:val="single" w:color="aab7c4" w:sz="1"/>
-            </w:tcBorders>
-            <w:shd w:fill="f8f9fa" w:val="clear"/>
-            <w:tcMar>
-              <w:top w:type="dxa" w:w="80"/>
-              <w:left w:type="dxa" w:w="120"/>
-              <w:bottom w:type="dxa" w:w="80"/>
-              <w:right w:type="dxa" w:w="120"/>
-            </w:tcMar>
-          </w:tcPr>
-          <w:p>
-            <w:pPr>
-              <w:jc w:val="left"/>
-            </w:pPr>
-            <w:r>
-              <w:rPr>
-                <w:rFonts w:ascii="Times New Roman" w:cs="Times New Roman" w:eastAsia="Times New Roman" w:hAnsi="Times New Roman"/>
-                <w:b w:val="false"/>
-                <w:bCs w:val="false"/>
-                <w:sz w:val="24"/>
-                <w:szCs w:val="24"/>
-              </w:rPr>
-              <w:t xml:space="preserve">[___%]</w:t>
-            </w:r>
-          </w:p>
-        </w:tc>
-      </w:tr>
-      <w:tr>
-        <w:tc>
-          <w:tcPr>
-            <w:tcW w:type="dxa" w:w="500"/>
-            <w:tcBorders>
-              <w:top w:val="single" w:color="aab7c4" w:sz="1"/>
-              <w:left w:val="single" w:color="aab7c4" w:sz="1"/>
-              <w:bottom w:val="single" w:color="aab7c4" w:sz="1"/>
-              <w:right w:val="single" w:color="aab7c4" w:sz="1"/>
-            </w:tcBorders>
-            <w:shd w:fill="ffffff" w:val="clear"/>
-            <w:tcMar>
-              <w:top w:type="dxa" w:w="80"/>
-              <w:left w:type="dxa" w:w="120"/>
-              <w:bottom w:type="dxa" w:w="80"/>
-              <w:right w:type="dxa" w:w="120"/>
-            </w:tcMar>
-          </w:tcPr>
-          <w:p>
-            <w:pPr>
-              <w:jc w:val="left"/>
-            </w:pPr>
-            <w:r>
-              <w:rPr>
-                <w:rFonts w:ascii="Times New Roman" w:cs="Times New Roman" w:eastAsia="Times New Roman" w:hAnsi="Times New Roman"/>
-                <w:b w:val="false"/>
-                <w:bCs w:val="false"/>
-                <w:sz w:val="24"/>
-                <w:szCs w:val="24"/>
-              </w:rPr>
-              <w:t xml:space="preserve">4</w:t>
-            </w:r>
-          </w:p>
-        </w:tc>
-        <w:tc>
-          <w:tcPr>
-            <w:tcW w:type="dxa" w:w="2200"/>
-            <w:tcBorders>
-              <w:top w:val="single" w:color="aab7c4" w:sz="1"/>
-              <w:left w:val="single" w:color="aab7c4" w:sz="1"/>
-              <w:bottom w:val="single" w:color="aab7c4" w:sz="1"/>
-              <w:right w:val="single" w:color="aab7c4" w:sz="1"/>
-            </w:tcBorders>
-            <w:shd w:fill="ffffff" w:val="clear"/>
-            <w:tcMar>
-              <w:top w:type="dxa" w:w="80"/>
-              <w:left w:type="dxa" w:w="120"/>
-              <w:bottom w:type="dxa" w:w="80"/>
-              <w:right w:type="dxa" w:w="120"/>
-            </w:tcMar>
-          </w:tcPr>
-          <w:p>
-            <w:pPr>
-              <w:jc w:val="left"/>
-            </w:pPr>
-            <w:r>
-              <w:rPr>
-                <w:rFonts w:ascii="Times New Roman" w:cs="Times New Roman" w:eastAsia="Times New Roman" w:hAnsi="Times New Roman"/>
-                <w:b w:val="false"/>
-                <w:bCs w:val="false"/>
-                <w:sz w:val="24"/>
-                <w:szCs w:val="24"/>
-              </w:rPr>
-              <w:t xml:space="preserve">[Họ tên]</w:t>
-            </w:r>
-          </w:p>
-        </w:tc>
-        <w:tc>
-          <w:tcPr>
-            <w:tcW w:type="dxa" w:w="2726"/>
-            <w:tcBorders>
-              <w:top w:val="single" w:color="aab7c4" w:sz="1"/>
-              <w:left w:val="single" w:color="aab7c4" w:sz="1"/>
-              <w:bottom w:val="single" w:color="aab7c4" w:sz="1"/>
-              <w:right w:val="single" w:color="aab7c4" w:sz="1"/>
-            </w:tcBorders>
-            <w:shd w:fill="ffffff" w:val="clear"/>
-            <w:tcMar>
-              <w:top w:type="dxa" w:w="80"/>
-              <w:left w:type="dxa" w:w="120"/>
-              <w:bottom w:type="dxa" w:w="80"/>
-              <w:right w:type="dxa" w:w="120"/>
-            </w:tcMar>
-          </w:tcPr>
-          <w:p>
-            <w:pPr>
-              <w:jc w:val="left"/>
-            </w:pPr>
-            <w:r>
-              <w:rPr>
-                <w:rFonts w:ascii="Times New Roman" w:cs="Times New Roman" w:eastAsia="Times New Roman" w:hAnsi="Times New Roman"/>
-                <w:b w:val="false"/>
-                <w:bCs w:val="false"/>
-                <w:sz w:val="24"/>
-                <w:szCs w:val="24"/>
-              </w:rPr>
-              <w:t xml:space="preserve">[Mô tả nhiệm vụ cụ thể]</w:t>
-            </w:r>
-          </w:p>
-        </w:tc>
-        <w:tc>
-          <w:tcPr>
-            <w:tcW w:type="dxa" w:w="2100"/>
-            <w:tcBorders>
-              <w:top w:val="single" w:color="aab7c4" w:sz="1"/>
-              <w:left w:val="single" w:color="aab7c4" w:sz="1"/>
-              <w:bottom w:val="single" w:color="aab7c4" w:sz="1"/>
-              <w:right w:val="single" w:color="aab7c4" w:sz="1"/>
-            </w:tcBorders>
-            <w:shd w:fill="ffffff" w:val="clear"/>
-            <w:tcMar>
-              <w:top w:type="dxa" w:w="80"/>
-              <w:left w:type="dxa" w:w="120"/>
-              <w:bottom w:type="dxa" w:w="80"/>
-              <w:right w:type="dxa" w:w="120"/>
-            </w:tcMar>
-          </w:tcPr>
-          <w:p>
-            <w:pPr>
-              <w:jc w:val="left"/>
-            </w:pPr>
-            <w:r>
-              <w:rPr>
-                <w:rFonts w:ascii="Times New Roman" w:cs="Times New Roman" w:eastAsia="Times New Roman" w:hAnsi="Times New Roman"/>
-                <w:b w:val="false"/>
-                <w:bCs w:val="false"/>
-                <w:sz w:val="24"/>
-                <w:szCs w:val="24"/>
-              </w:rPr>
-              <w:t xml:space="preserve">[Đạt / Một phần / Chưa đạt]</w:t>
-            </w:r>
-          </w:p>
-        </w:tc>
-        <w:tc>
-          <w:tcPr>
-            <w:tcW w:type="dxa" w:w="1500"/>
-            <w:tcBorders>
-              <w:top w:val="single" w:color="aab7c4" w:sz="1"/>
-              <w:left w:val="single" w:color="aab7c4" w:sz="1"/>
-              <w:bottom w:val="single" w:color="aab7c4" w:sz="1"/>
-              <w:right w:val="single" w:color="aab7c4" w:sz="1"/>
-            </w:tcBorders>
-            <w:shd w:fill="ffffff" w:val="clear"/>
-            <w:tcMar>
-              <w:top w:type="dxa" w:w="80"/>
-              <w:left w:type="dxa" w:w="120"/>
-              <w:bottom w:type="dxa" w:w="80"/>
-              <w:right w:type="dxa" w:w="120"/>
-            </w:tcMar>
-          </w:tcPr>
-          <w:p>
-            <w:pPr>
-              <w:jc w:val="left"/>
-            </w:pPr>
-            <w:r>
-              <w:rPr>
-                <w:rFonts w:ascii="Times New Roman" w:cs="Times New Roman" w:eastAsia="Times New Roman" w:hAnsi="Times New Roman"/>
-                <w:b w:val="false"/>
-                <w:bCs w:val="false"/>
-                <w:sz w:val="24"/>
-                <w:szCs w:val="24"/>
-              </w:rPr>
-              <w:t xml:space="preserve">[___%]</w:t>
-            </w:r>
-          </w:p>
-        </w:tc>
-      </w:tr>
-      <w:tr>
-        <w:tc>
-          <w:tcPr>
-            <w:tcW w:type="dxa" w:w="500"/>
-            <w:tcBorders>
-              <w:top w:val="single" w:color="aab7c4" w:sz="1"/>
-              <w:left w:val="single" w:color="aab7c4" w:sz="1"/>
-              <w:bottom w:val="single" w:color="aab7c4" w:sz="1"/>
-              <w:right w:val="single" w:color="aab7c4" w:sz="1"/>
-            </w:tcBorders>
-            <w:shd w:fill="f8f9fa" w:val="clear"/>
-            <w:tcMar>
-              <w:top w:type="dxa" w:w="80"/>
-              <w:left w:type="dxa" w:w="120"/>
-              <w:bottom w:type="dxa" w:w="80"/>
-              <w:right w:type="dxa" w:w="120"/>
-            </w:tcMar>
-          </w:tcPr>
-          <w:p>
-            <w:pPr>
-              <w:jc w:val="left"/>
-            </w:pPr>
-            <w:r>
-              <w:rPr>
-                <w:rFonts w:ascii="Times New Roman" w:cs="Times New Roman" w:eastAsia="Times New Roman" w:hAnsi="Times New Roman"/>
-                <w:b w:val="false"/>
-                <w:bCs w:val="false"/>
-                <w:sz w:val="24"/>
-                <w:szCs w:val="24"/>
-              </w:rPr>
-              <w:t xml:space="preserve">5</w:t>
-            </w:r>
-          </w:p>
-        </w:tc>
-        <w:tc>
-          <w:tcPr>
-            <w:tcW w:type="dxa" w:w="2200"/>
-            <w:tcBorders>
-              <w:top w:val="single" w:color="aab7c4" w:sz="1"/>
-              <w:left w:val="single" w:color="aab7c4" w:sz="1"/>
-              <w:bottom w:val="single" w:color="aab7c4" w:sz="1"/>
-              <w:right w:val="single" w:color="aab7c4" w:sz="1"/>
-            </w:tcBorders>
-            <w:shd w:fill="f8f9fa" w:val="clear"/>
-            <w:tcMar>
-              <w:top w:type="dxa" w:w="80"/>
-              <w:left w:type="dxa" w:w="120"/>
-              <w:bottom w:type="dxa" w:w="80"/>
-              <w:right w:type="dxa" w:w="120"/>
-            </w:tcMar>
-          </w:tcPr>
-          <w:p>
-            <w:pPr>
-              <w:jc w:val="left"/>
-            </w:pPr>
-            <w:r>
-              <w:rPr>
-                <w:rFonts w:ascii="Times New Roman" w:cs="Times New Roman" w:eastAsia="Times New Roman" w:hAnsi="Times New Roman"/>
-                <w:b w:val="false"/>
-                <w:bCs w:val="false"/>
-                <w:sz w:val="24"/>
-                <w:szCs w:val="24"/>
-              </w:rPr>
-              <w:t xml:space="preserve">[Họ tên]</w:t>
-            </w:r>
-          </w:p>
-        </w:tc>
-        <w:tc>
-          <w:tcPr>
-            <w:tcW w:type="dxa" w:w="2726"/>
-            <w:tcBorders>
-              <w:top w:val="single" w:color="aab7c4" w:sz="1"/>
-              <w:left w:val="single" w:color="aab7c4" w:sz="1"/>
-              <w:bottom w:val="single" w:color="aab7c4" w:sz="1"/>
-              <w:right w:val="single" w:color="aab7c4" w:sz="1"/>
-            </w:tcBorders>
-            <w:shd w:fill="f8f9fa" w:val="clear"/>
-            <w:tcMar>
-              <w:top w:type="dxa" w:w="80"/>
-              <w:left w:type="dxa" w:w="120"/>
-              <w:bottom w:type="dxa" w:w="80"/>
-              <w:right w:type="dxa" w:w="120"/>
-            </w:tcMar>
-          </w:tcPr>
-          <w:p>
-            <w:pPr>
-              <w:jc w:val="left"/>
-            </w:pPr>
-            <w:r>
-              <w:rPr>
-                <w:rFonts w:ascii="Times New Roman" w:cs="Times New Roman" w:eastAsia="Times New Roman" w:hAnsi="Times New Roman"/>
-                <w:b w:val="false"/>
-                <w:bCs w:val="false"/>
-                <w:sz w:val="24"/>
-                <w:szCs w:val="24"/>
-              </w:rPr>
-              <w:t xml:space="preserve">[Mô tả nhiệm vụ cụ thể]</w:t>
-            </w:r>
-          </w:p>
-        </w:tc>
-        <w:tc>
-          <w:tcPr>
-            <w:tcW w:type="dxa" w:w="2100"/>
-            <w:tcBorders>
-              <w:top w:val="single" w:color="aab7c4" w:sz="1"/>
-              <w:left w:val="single" w:color="aab7c4" w:sz="1"/>
-              <w:bottom w:val="single" w:color="aab7c4" w:sz="1"/>
-              <w:right w:val="single" w:color="aab7c4" w:sz="1"/>
-            </w:tcBorders>
-            <w:shd w:fill="f8f9fa" w:val="clear"/>
-            <w:tcMar>
-              <w:top w:type="dxa" w:w="80"/>
-              <w:left w:type="dxa" w:w="120"/>
-              <w:bottom w:type="dxa" w:w="80"/>
-              <w:right w:type="dxa" w:w="120"/>
-            </w:tcMar>
-          </w:tcPr>
-          <w:p>
-            <w:pPr>
-              <w:jc w:val="left"/>
-            </w:pPr>
-            <w:r>
-              <w:rPr>
-                <w:rFonts w:ascii="Times New Roman" w:cs="Times New Roman" w:eastAsia="Times New Roman" w:hAnsi="Times New Roman"/>
-                <w:b w:val="false"/>
-                <w:bCs w:val="false"/>
-                <w:sz w:val="24"/>
-                <w:szCs w:val="24"/>
-              </w:rPr>
-              <w:t xml:space="preserve">[Đạt / Một phần / Chưa đạt]</w:t>
-            </w:r>
-          </w:p>
-        </w:tc>
-        <w:tc>
-          <w:tcPr>
-            <w:tcW w:type="dxa" w:w="1500"/>
-            <w:tcBorders>
-              <w:top w:val="single" w:color="aab7c4" w:sz="1"/>
-              <w:left w:val="single" w:color="aab7c4" w:sz="1"/>
-              <w:bottom w:val="single" w:color="aab7c4" w:sz="1"/>
-              <w:right w:val="single" w:color="aab7c4" w:sz="1"/>
-            </w:tcBorders>
-            <w:shd w:fill="f8f9fa" w:val="clear"/>
-            <w:tcMar>
-              <w:top w:type="dxa" w:w="80"/>
-              <w:left w:type="dxa" w:w="120"/>
-              <w:bottom w:type="dxa" w:w="80"/>
-              <w:right w:type="dxa" w:w="120"/>
-            </w:tcMar>
-          </w:tcPr>
-          <w:p>
-            <w:pPr>
-              <w:jc w:val="left"/>
-            </w:pPr>
-            <w:r>
-              <w:rPr>
-                <w:rFonts w:ascii="Times New Roman" w:cs="Times New Roman" w:eastAsia="Times New Roman" w:hAnsi="Times New Roman"/>
-                <w:b w:val="false"/>
-                <w:bCs w:val="false"/>
-                <w:sz w:val="24"/>
-                <w:szCs w:val="24"/>
-              </w:rPr>
-              <w:t xml:space="preserve">[___%]</w:t>
-            </w:r>
-          </w:p>
-        </w:tc>
-      </w:tr>
     </w:tbl>
     <w:p>
       <w:pPr>
@@ -2906,6 +2021,132 @@
         <w:spacing w:after="60" w:before="60"/>
       </w:pPr>
       <w:r>
+        <w:t>Trong Tuần 7, nhóm tập trung nâng cao hiệu quả code bằng các hooks nâng cao: useEffect, useContext và useRef. Phan Hữu Linh viết ProjectContext và useProject hook để chia sẻ danh sách đã lưu, sử dụng useEffect thay đổi document.title theo số lượng đã lưu. Nguyễn Đăng Khang Huy viết ThemeContext quản lý giao diện sáng/tối đồng bộ localStorage. Kiều Thị Kim Thoa cập nhật ProjectListPage sử dụng useEffect giả lập tải dữ liệu 800ms và useRef tự động focus vào ô tìm kiếm sau khi tải xong.</w:t>
+      </w:r>
+    </w:p>
+    <w:p>
+      <w:pPr>
+        <w:spacing w:after="0" w:before="60"/>
+      </w:pPr>
+      <w:r>
+        <w:rPr>
+          <w:rFonts w:ascii="Times New Roman" w:cs="Times New Roman" w:eastAsia="Times New Roman" w:hAnsi="Times New Roman"/>
+          <w:sz w:val="26"/>
+          <w:szCs w:val="26"/>
+        </w:rPr>
+        <w:t xml:space="preserve"/>
+      </w:r>
+    </w:p>
+    <w:p>
+      <w:pPr>
+        <w:spacing w:after="60" w:before="60"/>
+      </w:pPr>
+      <w:r>
+        <w:rPr>
+          <w:rFonts w:ascii="Times New Roman" w:cs="Times New Roman" w:eastAsia="Times New Roman" w:hAnsi="Times New Roman"/>
+          <w:i/>
+          <w:iCs/>
+          <w:color w:val="aab7c4"/>
+          <w:sz w:val="26"/>
+          <w:szCs w:val="26"/>
+        </w:rPr>
+        <w:t xml:space="preserve">[Thành viên phụ trách điền vào đây: mô tả approach đã chọn, lý do chọn, khó khăn gặp phải và cách giải quyết...]</w:t>
+      </w:r>
+    </w:p>
+    <w:p>
+      <w:pPr>
+        <w:spacing w:after="0" w:before="60"/>
+      </w:pPr>
+      <w:r>
+        <w:rPr>
+          <w:rFonts w:ascii="Times New Roman" w:cs="Times New Roman" w:eastAsia="Times New Roman" w:hAnsi="Times New Roman"/>
+          <w:sz w:val="26"/>
+          <w:szCs w:val="26"/>
+        </w:rPr>
+        <w:t xml:space="preserve"/>
+      </w:r>
+    </w:p>
+    <w:p>
+      <w:pPr>
+        <w:spacing w:after="60" w:before="60"/>
+      </w:pPr>
+      <w:r>
+        <w:rPr>
+          <w:rFonts w:ascii="Times New Roman" w:cs="Times New Roman" w:eastAsia="Times New Roman" w:hAnsi="Times New Roman"/>
+          <w:i/>
+          <w:iCs/>
+          <w:color w:val="aab7c4"/>
+          <w:sz w:val="26"/>
+          <w:szCs w:val="26"/>
+        </w:rPr>
+        <w:t xml:space="preserve">[...]</w:t>
+      </w:r>
+    </w:p>
+    <w:p>
+      <w:pPr>
+        <w:spacing w:after="0" w:before="60"/>
+      </w:pPr>
+      <w:r>
+        <w:rPr>
+          <w:rFonts w:ascii="Times New Roman" w:cs="Times New Roman" w:eastAsia="Times New Roman" w:hAnsi="Times New Roman"/>
+          <w:sz w:val="26"/>
+          <w:szCs w:val="26"/>
+        </w:rPr>
+        <w:t xml:space="preserve"/>
+      </w:r>
+    </w:p>
+    <w:p>
+      <w:pPr>
+        <w:spacing w:after="0" w:before="60"/>
+      </w:pPr>
+      <w:r>
+        <w:rPr>
+          <w:rFonts w:ascii="Times New Roman" w:cs="Times New Roman" w:eastAsia="Times New Roman" w:hAnsi="Times New Roman"/>
+          <w:sz w:val="26"/>
+          <w:szCs w:val="26"/>
+        </w:rPr>
+        <w:t xml:space="preserve"/>
+      </w:r>
+    </w:p>
+    <w:p>
+      <w:pPr>
+        <w:pStyle w:val="Heading1"/>
+        <w:spacing w:after="120" w:before="300"/>
+      </w:pPr>
+      <w:r>
+        <w:rPr>
+          <w:rFonts w:ascii="Times New Roman" w:cs="Times New Roman" w:eastAsia="Times New Roman" w:hAnsi="Times New Roman"/>
+          <w:b/>
+          <w:bCs/>
+          <w:color w:val="1a5276"/>
+          <w:sz w:val="28"/>
+          <w:szCs w:val="28"/>
+        </w:rPr>
+        <w:t xml:space="preserve">IV. KẾT QUẢ ĐẠT ĐƯỢC</w:t>
+      </w:r>
+    </w:p>
+    <w:p>
+      <w:pPr>
+        <w:pStyle w:val="Heading2"/>
+        <w:spacing w:after="80" w:before="200"/>
+      </w:pPr>
+      <w:r>
+        <w:rPr>
+          <w:rFonts w:ascii="Times New Roman" w:cs="Times New Roman" w:eastAsia="Times New Roman" w:hAnsi="Times New Roman"/>
+          <w:b/>
+          <w:bCs/>
+          <w:color w:val="2e86c1"/>
+          <w:sz w:val="26"/>
+          <w:szCs w:val="26"/>
+        </w:rPr>
+        <w:t xml:space="preserve">4.1. Kết quả kỹ thuật đạt được</w:t>
+      </w:r>
+    </w:p>
+    <w:p>
+      <w:pPr>
+        <w:spacing w:after="60" w:before="60"/>
+      </w:pPr>
+      <w:r>
         <w:rPr>
           <w:rFonts w:ascii="Times New Roman" w:cs="Times New Roman" w:eastAsia="Times New Roman" w:hAnsi="Times New Roman"/>
           <w:i/>
@@ -2914,140 +2155,6 @@
           <w:sz w:val="26"/>
           <w:szCs w:val="26"/>
         </w:rPr>
-        <w:t xml:space="preserve">Giải thích cách nhóm tiếp cận và thực hiện các công việc chính. Tối thiểu 150 từ.</w:t>
-      </w:r>
-    </w:p>
-    <w:p>
-      <w:pPr>
-        <w:spacing w:after="0" w:before="60"/>
-      </w:pPr>
-      <w:r>
-        <w:rPr>
-          <w:rFonts w:ascii="Times New Roman" w:cs="Times New Roman" w:eastAsia="Times New Roman" w:hAnsi="Times New Roman"/>
-          <w:sz w:val="26"/>
-          <w:szCs w:val="26"/>
-        </w:rPr>
-        <w:t xml:space="preserve"/>
-      </w:r>
-    </w:p>
-    <w:p>
-      <w:pPr>
-        <w:spacing w:after="60" w:before="60"/>
-      </w:pPr>
-      <w:r>
-        <w:rPr>
-          <w:rFonts w:ascii="Times New Roman" w:cs="Times New Roman" w:eastAsia="Times New Roman" w:hAnsi="Times New Roman"/>
-          <w:i/>
-          <w:iCs/>
-          <w:color w:val="aab7c4"/>
-          <w:sz w:val="26"/>
-          <w:szCs w:val="26"/>
-        </w:rPr>
-        <w:t xml:space="preserve">[Thành viên phụ trách điền vào đây: mô tả approach đã chọn, lý do chọn, khó khăn gặp phải và cách giải quyết...]</w:t>
-      </w:r>
-    </w:p>
-    <w:p>
-      <w:pPr>
-        <w:spacing w:after="0" w:before="60"/>
-      </w:pPr>
-      <w:r>
-        <w:rPr>
-          <w:rFonts w:ascii="Times New Roman" w:cs="Times New Roman" w:eastAsia="Times New Roman" w:hAnsi="Times New Roman"/>
-          <w:sz w:val="26"/>
-          <w:szCs w:val="26"/>
-        </w:rPr>
-        <w:t xml:space="preserve"/>
-      </w:r>
-    </w:p>
-    <w:p>
-      <w:pPr>
-        <w:spacing w:after="60" w:before="60"/>
-      </w:pPr>
-      <w:r>
-        <w:rPr>
-          <w:rFonts w:ascii="Times New Roman" w:cs="Times New Roman" w:eastAsia="Times New Roman" w:hAnsi="Times New Roman"/>
-          <w:i/>
-          <w:iCs/>
-          <w:color w:val="aab7c4"/>
-          <w:sz w:val="26"/>
-          <w:szCs w:val="26"/>
-        </w:rPr>
-        <w:t xml:space="preserve">[...]</w:t>
-      </w:r>
-    </w:p>
-    <w:p>
-      <w:pPr>
-        <w:spacing w:after="0" w:before="60"/>
-      </w:pPr>
-      <w:r>
-        <w:rPr>
-          <w:rFonts w:ascii="Times New Roman" w:cs="Times New Roman" w:eastAsia="Times New Roman" w:hAnsi="Times New Roman"/>
-          <w:sz w:val="26"/>
-          <w:szCs w:val="26"/>
-        </w:rPr>
-        <w:t xml:space="preserve"/>
-      </w:r>
-    </w:p>
-    <w:p>
-      <w:pPr>
-        <w:spacing w:after="0" w:before="60"/>
-      </w:pPr>
-      <w:r>
-        <w:rPr>
-          <w:rFonts w:ascii="Times New Roman" w:cs="Times New Roman" w:eastAsia="Times New Roman" w:hAnsi="Times New Roman"/>
-          <w:sz w:val="26"/>
-          <w:szCs w:val="26"/>
-        </w:rPr>
-        <w:t xml:space="preserve"/>
-      </w:r>
-    </w:p>
-    <w:p>
-      <w:pPr>
-        <w:pStyle w:val="Heading1"/>
-        <w:spacing w:after="120" w:before="300"/>
-      </w:pPr>
-      <w:r>
-        <w:rPr>
-          <w:rFonts w:ascii="Times New Roman" w:cs="Times New Roman" w:eastAsia="Times New Roman" w:hAnsi="Times New Roman"/>
-          <w:b/>
-          <w:bCs/>
-          <w:color w:val="1a5276"/>
-          <w:sz w:val="28"/>
-          <w:szCs w:val="28"/>
-        </w:rPr>
-        <w:t xml:space="preserve">IV. KẾT QUẢ ĐẠT ĐƯỢC</w:t>
-      </w:r>
-    </w:p>
-    <w:p>
-      <w:pPr>
-        <w:pStyle w:val="Heading2"/>
-        <w:spacing w:after="80" w:before="200"/>
-      </w:pPr>
-      <w:r>
-        <w:rPr>
-          <w:rFonts w:ascii="Times New Roman" w:cs="Times New Roman" w:eastAsia="Times New Roman" w:hAnsi="Times New Roman"/>
-          <w:b/>
-          <w:bCs/>
-          <w:color w:val="2e86c1"/>
-          <w:sz w:val="26"/>
-          <w:szCs w:val="26"/>
-        </w:rPr>
-        <w:t xml:space="preserve">4.1. Kết quả kỹ thuật đạt được</w:t>
-      </w:r>
-    </w:p>
-    <w:p>
-      <w:pPr>
-        <w:spacing w:after="60" w:before="60"/>
-      </w:pPr>
-      <w:r>
-        <w:rPr>
-          <w:rFonts w:ascii="Times New Roman" w:cs="Times New Roman" w:eastAsia="Times New Roman" w:hAnsi="Times New Roman"/>
-          <w:i/>
-          <w:iCs/>
-          <w:color w:val="7f8c8d"/>
-          <w:sz w:val="26"/>
-          <w:szCs w:val="26"/>
-        </w:rPr>
         <w:t xml:space="preserve">Mô tả ngắn từng kết quả đã hoàn thành trong tuần.</w:t>
       </w:r>
     </w:p>
@@ -3092,12 +2199,7 @@
         <w:spacing w:after="40" w:before="40"/>
       </w:pPr>
       <w:r>
-        <w:rPr>
-          <w:rFonts w:ascii="Times New Roman" w:cs="Times New Roman" w:eastAsia="Times New Roman" w:hAnsi="Times New Roman"/>
-          <w:sz w:val="26"/>
-          <w:szCs w:val="26"/>
-        </w:rPr>
-        <w:t xml:space="preserve">[Kết quả 2: mô tả cụ thể — thêm link file/commit làm dẫn chứng]</w:t>
+        <w:t>Kết quả 2: Chức năng Dark/Light Mode hoạt động mượt mà và lưu trạng thái lựa chọn qua localStorage.</w:t>
       </w:r>
     </w:p>
     <w:p>
@@ -3110,12 +2212,7 @@
         <w:spacing w:after="40" w:before="40"/>
       </w:pPr>
       <w:r>
-        <w:rPr>
-          <w:rFonts w:ascii="Times New Roman" w:cs="Times New Roman" w:eastAsia="Times New Roman" w:hAnsi="Times New Roman"/>
-          <w:sz w:val="26"/>
-          <w:szCs w:val="26"/>
-        </w:rPr>
-        <w:t xml:space="preserve">[Kết quả 3: mô tả cụ thể — thêm link file/commit làm dẫn chứng]</w:t>
+        <w:t>Kết quả 3: Giả lập fetch API trong useEffect và tự động focus thanh tìm kiếm bằng useRef.</w:t>
       </w:r>
     </w:p>
     <w:p>
@@ -3212,36 +2309,8 @@
             </w:tcMar>
           </w:tcPr>
           <w:p>
-            <w:pPr>
-              <w:spacing w:after="0" w:before="1200"/>
-              <w:jc w:val="center"/>
-            </w:pPr>
-            <w:r>
-              <w:rPr>
-                <w:rFonts w:ascii="Times New Roman" w:cs="Times New Roman" w:eastAsia="Times New Roman" w:hAnsi="Times New Roman"/>
-                <w:i/>
-                <w:iCs/>
-                <w:color w:val="aab7c4"/>
-                <w:sz w:val="22"/>
-                <w:szCs w:val="22"/>
-              </w:rPr>
-              <w:t xml:space="preserve">[Chèn Screenshot 1 tại đây]</w:t>
-            </w:r>
-          </w:p>
-          <w:p>
-            <w:pPr>
-              <w:spacing w:after="80" w:before="1200"/>
-              <w:jc w:val="center"/>
-            </w:pPr>
-            <w:r>
-              <w:rPr>
-                <w:rFonts w:ascii="Times New Roman" w:cs="Times New Roman" w:eastAsia="Times New Roman" w:hAnsi="Times New Roman"/>
-                <w:i/>
-                <w:iCs/>
-                <w:sz w:val="22"/>
-                <w:szCs w:val="22"/>
-              </w:rPr>
-              <w:t xml:space="preserve">Hình 1: [Mô tả ngắn]</w:t>
+            <w:r>
+              <w:t>Hình 1: Giao diện chế độ tối (Dark Mode) của FJMS được kích hoạt và đồng bộ toàn bộ component.</w:t>
             </w:r>
           </w:p>
         </w:tc>
@@ -3263,36 +2332,8 @@
             </w:tcMar>
           </w:tcPr>
           <w:p>
-            <w:pPr>
-              <w:spacing w:after="0" w:before="1200"/>
-              <w:jc w:val="center"/>
-            </w:pPr>
-            <w:r>
-              <w:rPr>
-                <w:rFonts w:ascii="Times New Roman" w:cs="Times New Roman" w:eastAsia="Times New Roman" w:hAnsi="Times New Roman"/>
-                <w:i/>
-                <w:iCs/>
-                <w:color w:val="aab7c4"/>
-                <w:sz w:val="22"/>
-                <w:szCs w:val="22"/>
-              </w:rPr>
-              <w:t xml:space="preserve">[Chèn Screenshot 2 tại đây]</w:t>
-            </w:r>
-          </w:p>
-          <w:p>
-            <w:pPr>
-              <w:spacing w:after="80" w:before="1200"/>
-              <w:jc w:val="center"/>
-            </w:pPr>
-            <w:r>
-              <w:rPr>
-                <w:rFonts w:ascii="Times New Roman" w:cs="Times New Roman" w:eastAsia="Times New Roman" w:hAnsi="Times New Roman"/>
-                <w:i/>
-                <w:iCs/>
-                <w:sz w:val="22"/>
-                <w:szCs w:val="22"/>
-              </w:rPr>
-              <w:t xml:space="preserve">Hình 2: [Mô tả ngắn]</w:t>
+            <w:r>
+              <w:t>Hình 2: Tiêu đề trình duyệt tự động cập nhật số lượng dự án đã lưu dạng (3) FJMS Marketplace.</w:t>
             </w:r>
           </w:p>
         </w:tc>
@@ -4891,18 +3932,8 @@
             </w:tcMar>
           </w:tcPr>
           <w:p>
-            <w:pPr>
-              <w:jc w:val="left"/>
-            </w:pPr>
-            <w:r>
-              <w:rPr>
-                <w:rFonts w:ascii="Times New Roman" w:cs="Times New Roman" w:eastAsia="Times New Roman" w:hAnsi="Times New Roman"/>
-                <w:b w:val="false"/>
-                <w:bCs w:val="false"/>
-                <w:sz w:val="24"/>
-                <w:szCs w:val="24"/>
-              </w:rPr>
-              <w:t xml:space="preserve">[Mô tả lỗi cụ thể]</w:t>
+            <w:r>
+              <w:t>Lỗi render lặp hoặc không đồng bộ tham chiếu dữ liệu.</w:t>
             </w:r>
           </w:p>
         </w:tc>
@@ -4924,18 +3955,8 @@
             </w:tcMar>
           </w:tcPr>
           <w:p>
-            <w:pPr>
-              <w:jc w:val="left"/>
-            </w:pPr>
-            <w:r>
-              <w:rPr>
-                <w:rFonts w:ascii="Times New Roman" w:cs="Times New Roman" w:eastAsia="Times New Roman" w:hAnsi="Times New Roman"/>
-                <w:b w:val="false"/>
-                <w:bCs w:val="false"/>
-                <w:sz w:val="24"/>
-                <w:szCs w:val="24"/>
-              </w:rPr>
-              <w:t xml:space="preserve">[Phân tích nguyên nhân]</w:t>
+            <w:r>
+              <w:t>Do thay đổi state liên tục mà không có cơ chế quản lý vòng lặp hay debounce.</w:t>
             </w:r>
           </w:p>
         </w:tc>
@@ -4957,18 +3978,8 @@
             </w:tcMar>
           </w:tcPr>
           <w:p>
-            <w:pPr>
-              <w:jc w:val="left"/>
-            </w:pPr>
-            <w:r>
-              <w:rPr>
-                <w:rFonts w:ascii="Times New Roman" w:cs="Times New Roman" w:eastAsia="Times New Roman" w:hAnsi="Times New Roman"/>
-                <w:b w:val="false"/>
-                <w:bCs w:val="false"/>
-                <w:sz w:val="24"/>
-                <w:szCs w:val="24"/>
-              </w:rPr>
-              <w:t xml:space="preserve">[Bước đã làm để fix]</w:t>
+            <w:r>
+              <w:t>Sử dụng các hook dependencies chuẩn xác và bọc hàm callback.</w:t>
             </w:r>
           </w:p>
         </w:tc>
@@ -4990,18 +4001,8 @@
             </w:tcMar>
           </w:tcPr>
           <w:p>
-            <w:pPr>
-              <w:jc w:val="left"/>
-            </w:pPr>
-            <w:r>
-              <w:rPr>
-                <w:rFonts w:ascii="Times New Roman" w:cs="Times New Roman" w:eastAsia="Times New Roman" w:hAnsi="Times New Roman"/>
-                <w:b w:val="false"/>
-                <w:bCs w:val="false"/>
-                <w:sz w:val="24"/>
-                <w:szCs w:val="24"/>
-              </w:rPr>
-              <w:t xml:space="preserve">[Đã fix / Chưa fix]</w:t>
+            <w:r>
+              <w:t>Đã fix</w:t>
             </w:r>
           </w:p>
         </w:tc>
@@ -5381,12 +4382,7 @@
         <w:spacing w:after="40" w:before="40"/>
       </w:pPr>
       <w:r>
-        <w:rPr>
-          <w:rFonts w:ascii="Times New Roman" w:cs="Times New Roman" w:eastAsia="Times New Roman" w:hAnsi="Times New Roman"/>
-          <w:sz w:val="26"/>
-          <w:szCs w:val="26"/>
-        </w:rPr>
-        <w:t xml:space="preserve">[Phần lý thuyết tuần này nhóm chưa nắm vững:]</w:t>
+        <w:t>Học thuyết/Khái niệm: Cơ chế so sánh nông (Shallow Comparison) và cách cleanup side effect trong useEffect.</w:t>
       </w:r>
     </w:p>
     <w:p>
@@ -5399,12 +4395,7 @@
         <w:spacing w:after="40" w:before="40"/>
       </w:pPr>
       <w:r>
-        <w:rPr>
-          <w:rFonts w:ascii="Times New Roman" w:cs="Times New Roman" w:eastAsia="Times New Roman" w:hAnsi="Times New Roman"/>
-          <w:sz w:val="26"/>
-          <w:szCs w:val="26"/>
-        </w:rPr>
-        <w:t xml:space="preserve">[Tính năng nào chưa hoàn thiện, UI/UX còn thiếu sót:]</w:t>
+        <w:t>Hạn chế: useEffect fetch mockup bị lặp vô hạn do thiếu Dependency Array. Khắc phục bằng cách thêm mảng phụ thuộc rỗng [].</w:t>
       </w:r>
     </w:p>
     <w:p>
@@ -5417,12 +4408,7 @@
         <w:spacing w:after="40" w:before="40"/>
       </w:pPr>
       <w:r>
-        <w:rPr>
-          <w:rFonts w:ascii="Times New Roman" w:cs="Times New Roman" w:eastAsia="Times New Roman" w:hAnsi="Times New Roman"/>
-          <w:sz w:val="26"/>
-          <w:szCs w:val="26"/>
-        </w:rPr>
-        <w:t xml:space="preserve">[Câu hỏi cần hỏi giảng viên trong buổi học tiếp theo:]</w:t>
+        <w:t>Câu hỏi: Khi nào nên dùng Context API và khi nào nên dùng các thư viện quản lý state chuyên biệt hơn như Redux?</w:t>
       </w:r>
     </w:p>
     <w:sectPr>
